--- a/docs/jupyter-notebook/03_eda.docx
+++ b/docs/jupyter-notebook/03_eda.docx
@@ -59,7 +59,7 @@
           <w:szCs w:val="24"/>
         </w:rPr>
         <w:t xml:space="preserve">
-Comprender el comportamiento de los datos mediante estadísticas descriptivas y visualizaciones, identificando patrones, relaciones entre variables y, especialmente, qué factores se asocian a que un cliente (variable </w:t>
+Comprender el comportamiento de los datos mediante estadísticas descriptivas y visualizaciones, identificando patrones, relaciones entre variables y, especialmente, qué factores se asocian a un cliente (variable </w:t>
       </w:r>
       <w:r>
         <w:rPr>
@@ -69,7 +69,7 @@
           <w:szCs w:val="20"/>
           <w:shd w:fill="F0F0F0" w:val="clear"/>
         </w:rPr>
-        <w:t xml:space="preserve">ìd_cliente</w:t>
+        <w:t xml:space="preserve">id_cliente</w:t>
       </w:r>
       <w:r>
         <w:rPr>
@@ -675,7 +675,7 @@
           <w:sz w:val="48"/>
           <w:szCs w:val="48"/>
         </w:rPr>
-        <w:t xml:space="preserve">EDA PRELIMINAR</w:t>
+        <w:t xml:space="preserve">1️⃣ EDA PRELIMINAR</w:t>
       </w:r>
     </w:p>
     <w:p>
@@ -711,6 +711,28 @@
       </w:r>
     </w:p>
     <w:p>
+      <w:r>
+        <w:rPr>
+          <w:rFonts w:ascii="Helvetica" w:cs="Helvetica" w:eastAsia="Helvetica" w:hAnsi="Helvetica"/>
+          <w:color w:val="000000"/>
+          <w:sz w:val="24"/>
+          <w:szCs w:val="24"/>
+        </w:rPr>
+        <w:t xml:space="preserve">CREAR 03_eda_borrador.ipynb</w:t>
+      </w:r>
+    </w:p>
+    <w:p>
+      <w:r>
+        <w:rPr>
+          <w:rFonts w:ascii="Helvetica" w:cs="Helvetica" w:eastAsia="Helvetica" w:hAnsi="Helvetica"/>
+          <w:color w:val="000000"/>
+          <w:sz w:val="24"/>
+          <w:szCs w:val="24"/>
+        </w:rPr>
+        <w:t xml:space="preserve">"Antes de iniciar el EDA oficial, se realizó una exploración preliminar completa (eda() sin exclusiones) en un notebook de borrador, no incluido en la entrega, que permitió identificar las columnas a excluir por ser identificadores únicos, texto libre o sin interpretación de negocio directa (cols_excluir). A partir de esa decisión, el EDA oficial parte ya con esa lista aplicada, evitando ruido innecesario en los resultados."</w:t>
+      </w:r>
+    </w:p>
+    <w:p>
       <w:pPr>
         <w:shd w:fill="F0F0F0" w:val="clear"/>
         <w:spacing w:after="200"/>
@@ -921,24 +943,11 @@
       <w:r>
         <w:rPr>
           <w:rFonts w:ascii="Courier New" w:cs="Courier New" w:eastAsia="Courier New" w:hAnsi="Courier New"/>
-          <w:sz w:val="18"/>
-          <w:szCs w:val="18"/>
-        </w:rPr>
-        <w:br/>
-        <w:t xml:space="preserve"/>
-      </w:r>
-    </w:p>
-    <w:p>
-      <w:pPr>
-        <w:spacing w:after="200"/>
-      </w:pPr>
-      <w:r>
-        <w:rPr>
-          <w:rFonts w:ascii="Courier New" w:cs="Courier New" w:eastAsia="Courier New" w:hAnsi="Courier New"/>
-          <w:color w:val="555555"/>
-          <w:sz w:val="18"/>
-          <w:szCs w:val="18"/>
-        </w:rPr>
+          <w:color w:val="555555"/>
+          <w:sz w:val="18"/>
+          <w:szCs w:val="18"/>
+        </w:rPr>
+        <w:br/>
         <w:t xml:space="preserve">                            </w:t>
       </w:r>
       <w:r>
@@ -4829,7 +4838,7 @@
           <w:sz w:val="48"/>
           <w:szCs w:val="48"/>
         </w:rPr>
-        <w:t xml:space="preserve">EXPLORACION</w:t>
+        <w:t xml:space="preserve">2️⃣ EXPLORACION</w:t>
       </w:r>
     </w:p>
     <w:p>
@@ -4851,23 +4860,22 @@
           <w:sz w:val="24"/>
           <w:szCs w:val="24"/>
         </w:rPr>
-        <w:t xml:space="preserve"> Exploracion del dataset, una vez detectadas los valores claves del proyecto.  antes de entrar en detalle por
-cliente, producto, canal o tiempo.</w:t>
-      </w:r>
-    </w:p>
-    <w:p>
-      <w:pPr>
-        <w:pStyle w:val="Heading3"/>
+        <w:t xml:space="preserve"> Exploracion del dataset, una vez detectadas los valores a excluir, realizamos una exploracion de estos</w:t>
+      </w:r>
+    </w:p>
+    <w:p>
+      <w:pPr>
+        <w:pStyle w:val="Heading4"/>
         <w:spacing w:before="200" w:after="100"/>
       </w:pPr>
       <w:r>
         <w:rPr>
           <w:rFonts w:ascii="Helvetica" w:cs="Helvetica" w:eastAsia="Helvetica" w:hAnsi="Helvetica"/>
           <w:color w:val="000000"/>
-          <w:sz w:val="28"/>
-          <w:szCs w:val="28"/>
-        </w:rPr>
-        <w:t xml:space="preserve">df_pedidos</w:t>
+          <w:sz w:val="48"/>
+          <w:szCs w:val="48"/>
+        </w:rPr>
+        <w:t xml:space="preserve">Creamos el df_pedidos</w:t>
       </w:r>
     </w:p>
     <w:p>
@@ -4882,57 +4890,7 @@
           <w:sz w:val="20"/>
           <w:szCs w:val="20"/>
         </w:rPr>
-        <w:t xml:space="preserve"># Renombramos del df original como df_pedidos</w:t>
-      </w:r>
-      <w:r>
-        <w:rPr>
-          <w:rFonts w:ascii="Courier New" w:cs="Courier New" w:eastAsia="Courier New" w:hAnsi="Courier New"/>
-          <w:sz w:val="20"/>
-          <w:szCs w:val="20"/>
-        </w:rPr>
-        <w:br/>
-        <w:t xml:space="preserve"/>
-      </w:r>
-      <w:r>
-        <w:rPr>
-          <w:rFonts w:ascii="Courier New" w:cs="Courier New" w:eastAsia="Courier New" w:hAnsi="Courier New"/>
-          <w:color w:val="000000"/>
-          <w:sz w:val="20"/>
-          <w:szCs w:val="20"/>
-        </w:rPr>
-        <w:br/>
-        <w:t xml:space="preserve">df_pedidos = df  # alias, mismo objeto, sin copiar memoria</w:t>
-      </w:r>
-    </w:p>
-    <w:p>
-      <w:r>
-        <w:rPr>
-          <w:rFonts w:ascii="Helvetica" w:cs="Helvetica" w:eastAsia="Helvetica" w:hAnsi="Helvetica"/>
-          <w:color w:val="000000"/>
-          <w:sz w:val="24"/>
-          <w:szCs w:val="24"/>
-        </w:rPr>
-        <w:t xml:space="preserve">*</w:t>
-      </w:r>
-      <w:r>
-        <w:rPr>
-          <w:rFonts w:ascii="Helvetica" w:cs="Helvetica" w:eastAsia="Helvetica" w:hAnsi="Helvetica"/>
-          <w:i/>
-          <w:iCs/>
-          <w:color w:val="000000"/>
-          <w:sz w:val="24"/>
-          <w:szCs w:val="24"/>
-        </w:rPr>
-        <w:t xml:space="preserve">Observaciones:</w:t>
-      </w:r>
-      <w:r>
-        <w:rPr>
-          <w:rFonts w:ascii="Helvetica" w:cs="Helvetica" w:eastAsia="Helvetica" w:hAnsi="Helvetica"/>
-          <w:color w:val="000000"/>
-          <w:sz w:val="24"/>
-          <w:szCs w:val="24"/>
-        </w:rPr>
-        <w:t xml:space="preserve"> ....</w:t>
+        <w:t xml:space="preserve">df_pedidos = df </w:t>
       </w:r>
     </w:p>
     <w:p>
@@ -4962,7 +4920,7 @@
           <w:sz w:val="20"/>
           <w:szCs w:val="20"/>
         </w:rPr>
-        <w:t xml:space="preserve">se.exploracion(df_pedidos)</w:t>
+        <w:t xml:space="preserve">se.exploracion (df_pedidos,cols_excluir=cols_excluir)</w:t>
       </w:r>
     </w:p>
     <w:p>
@@ -5039,7 +4997,7 @@
           <w:szCs w:val="18"/>
         </w:rPr>
         <w:br/>
-        <w:t xml:space="preserve">Data columns (total 39 columns):</w:t>
+        <w:t xml:space="preserve">Data columns (total 31 columns):</w:t>
       </w:r>
       <w:r>
         <w:rPr>
@@ -5087,7 +5045,7 @@
           <w:sz w:val="18"/>
           <w:szCs w:val="18"/>
         </w:rPr>
-        <w:t xml:space="preserve">0   order_id                  52000 non-null  int64         </w:t>
+        <w:t xml:space="preserve">0   fecha_pedido              52000 non-null  datetime64[us]</w:t>
       </w:r>
       <w:r>
         <w:rPr>
@@ -5106,7 +5064,7 @@
           <w:sz w:val="18"/>
           <w:szCs w:val="18"/>
         </w:rPr>
-        <w:t xml:space="preserve">1   id_cliente                52000 non-null  str           </w:t>
+        <w:t xml:space="preserve">1   cantidad                  52000 non-null  int64         </w:t>
       </w:r>
       <w:r>
         <w:rPr>
@@ -5125,7 +5083,7 @@
           <w:sz w:val="18"/>
           <w:szCs w:val="18"/>
         </w:rPr>
-        <w:t xml:space="preserve">2   product_id                52000 non-null  str           </w:t>
+        <w:t xml:space="preserve">2   descuento                 52000 non-null  float64       </w:t>
       </w:r>
       <w:r>
         <w:rPr>
@@ -5144,7 +5102,7 @@
           <w:sz w:val="18"/>
           <w:szCs w:val="18"/>
         </w:rPr>
-        <w:t xml:space="preserve">3   fecha_pedido              52000 non-null  datetime64[us]</w:t>
+        <w:t xml:space="preserve">3   metodo_pago               52000 non-null  str           </w:t>
       </w:r>
       <w:r>
         <w:rPr>
@@ -5163,7 +5121,7 @@
           <w:sz w:val="18"/>
           <w:szCs w:val="18"/>
         </w:rPr>
-        <w:t xml:space="preserve">4   cantidad                  52000 non-null  int64         </w:t>
+        <w:t xml:space="preserve">4   envio_gratis              52000 non-null  str           </w:t>
       </w:r>
       <w:r>
         <w:rPr>
@@ -5182,7 +5140,7 @@
           <w:sz w:val="18"/>
           <w:szCs w:val="18"/>
         </w:rPr>
-        <w:t xml:space="preserve">5   precio_unitario           52000 non-null  float64       </w:t>
+        <w:t xml:space="preserve">5   calificacion              52000 non-null  float64       </w:t>
       </w:r>
       <w:r>
         <w:rPr>
@@ -5201,7 +5159,7 @@
           <w:sz w:val="18"/>
           <w:szCs w:val="18"/>
         </w:rPr>
-        <w:t xml:space="preserve">6   descuento                 52000 non-null  float64       </w:t>
+        <w:t xml:space="preserve">6   devuelto                  52000 non-null  str           </w:t>
       </w:r>
       <w:r>
         <w:rPr>
@@ -5220,7 +5178,7 @@
           <w:sz w:val="18"/>
           <w:szCs w:val="18"/>
         </w:rPr>
-        <w:t xml:space="preserve">7   importe_total             52000 non-null  float64       </w:t>
+        <w:t xml:space="preserve">7   canal                     52000 non-null  str           </w:t>
       </w:r>
       <w:r>
         <w:rPr>
@@ -5239,7 +5197,7 @@
           <w:sz w:val="18"/>
           <w:szCs w:val="18"/>
         </w:rPr>
-        <w:t xml:space="preserve">8   metodo_pago               52000 non-null  str           </w:t>
+        <w:t xml:space="preserve">8   año_ventas                52000 non-null  int64         </w:t>
       </w:r>
       <w:r>
         <w:rPr>
@@ -5258,7 +5216,7 @@
           <w:sz w:val="18"/>
           <w:szCs w:val="18"/>
         </w:rPr>
-        <w:t xml:space="preserve">9   envio_gratis              52000 non-null  str           </w:t>
+        <w:t xml:space="preserve">9   categoria_producto        52000 non-null  str           </w:t>
       </w:r>
       <w:r>
         <w:rPr>
@@ -5277,7 +5235,7 @@
           <w:sz w:val="18"/>
           <w:szCs w:val="18"/>
         </w:rPr>
-        <w:t xml:space="preserve">10  calificacion              52000 non-null  float64       </w:t>
+        <w:t xml:space="preserve">10  marca                     52000 non-null  str           </w:t>
       </w:r>
       <w:r>
         <w:rPr>
@@ -5296,7 +5254,7 @@
           <w:sz w:val="18"/>
           <w:szCs w:val="18"/>
         </w:rPr>
-        <w:t xml:space="preserve">11  devuelto                  52000 non-null  str           </w:t>
+        <w:t xml:space="preserve">11  costo_unitario            52000 non-null  float64       </w:t>
       </w:r>
       <w:r>
         <w:rPr>
@@ -5315,7 +5273,7 @@
           <w:sz w:val="18"/>
           <w:szCs w:val="18"/>
         </w:rPr>
-        <w:t xml:space="preserve">12  canal                     52000 non-null  str           </w:t>
+        <w:t xml:space="preserve">12  precio_lista              52000 non-null  float64       </w:t>
       </w:r>
       <w:r>
         <w:rPr>
@@ -5334,7 +5292,7 @@
           <w:sz w:val="18"/>
           <w:szCs w:val="18"/>
         </w:rPr>
-        <w:t xml:space="preserve">13  año_ventas                52000 non-null  int64         </w:t>
+        <w:t xml:space="preserve">13  peso_kg                   52000 non-null  float64       </w:t>
       </w:r>
       <w:r>
         <w:rPr>
@@ -5353,7 +5311,7 @@
           <w:sz w:val="18"/>
           <w:szCs w:val="18"/>
         </w:rPr>
-        <w:t xml:space="preserve">14  categoria_producto        52000 non-null  str           </w:t>
+        <w:t xml:space="preserve">14  proveedor                 52000 non-null  str           </w:t>
       </w:r>
       <w:r>
         <w:rPr>
@@ -5372,7 +5330,7 @@
           <w:sz w:val="18"/>
           <w:szCs w:val="18"/>
         </w:rPr>
-        <w:t xml:space="preserve">15  nombre_producto           52000 non-null  str           </w:t>
+        <w:t xml:space="preserve">15  stock_disponible          52000 non-null  int64         </w:t>
       </w:r>
       <w:r>
         <w:rPr>
@@ -5391,7 +5349,7 @@
           <w:sz w:val="18"/>
           <w:szCs w:val="18"/>
         </w:rPr>
-        <w:t xml:space="preserve">16  marca                     52000 non-null  str           </w:t>
+        <w:t xml:space="preserve">16  fecha_lanzamiento         52000 non-null  datetime64[us]</w:t>
       </w:r>
       <w:r>
         <w:rPr>
@@ -5410,7 +5368,7 @@
           <w:sz w:val="18"/>
           <w:szCs w:val="18"/>
         </w:rPr>
-        <w:t xml:space="preserve">17  costo_unitario            52000 non-null  float64       </w:t>
+        <w:t xml:space="preserve">17  rating_promedio_producto  52000 non-null  float64       </w:t>
       </w:r>
       <w:r>
         <w:rPr>
@@ -5429,7 +5387,7 @@
           <w:sz w:val="18"/>
           <w:szCs w:val="18"/>
         </w:rPr>
-        <w:t xml:space="preserve">18  precio_lista              52000 non-null  float64       </w:t>
+        <w:t xml:space="preserve">18  edad                      52000 non-null  float64       </w:t>
       </w:r>
       <w:r>
         <w:rPr>
@@ -5448,7 +5406,7 @@
           <w:sz w:val="18"/>
           <w:szCs w:val="18"/>
         </w:rPr>
-        <w:t xml:space="preserve">19  peso_kg                   52000 non-null  float64       </w:t>
+        <w:t xml:space="preserve">19  estado_civil              52000 non-null  str           </w:t>
       </w:r>
       <w:r>
         <w:rPr>
@@ -5467,7 +5425,7 @@
           <w:sz w:val="18"/>
           <w:szCs w:val="18"/>
         </w:rPr>
-        <w:t xml:space="preserve">20  proveedor                 52000 non-null  str           </w:t>
+        <w:t xml:space="preserve">20  nivel_educativo           52000 non-null  str           </w:t>
       </w:r>
       <w:r>
         <w:rPr>
@@ -5486,7 +5444,7 @@
           <w:sz w:val="18"/>
           <w:szCs w:val="18"/>
         </w:rPr>
-        <w:t xml:space="preserve">21  stock_disponible          52000 non-null  int64         </w:t>
+        <w:t xml:space="preserve">21  ingresos_anuales          52000 non-null  int64         </w:t>
       </w:r>
       <w:r>
         <w:rPr>
@@ -5505,7 +5463,7 @@
           <w:sz w:val="18"/>
           <w:szCs w:val="18"/>
         </w:rPr>
-        <w:t xml:space="preserve">22  fecha_lanzamiento         52000 non-null  datetime64[us]</w:t>
+        <w:t xml:space="preserve">22  tiene_hijos               52000 non-null  str           </w:t>
       </w:r>
       <w:r>
         <w:rPr>
@@ -5524,7 +5482,7 @@
           <w:sz w:val="18"/>
           <w:szCs w:val="18"/>
         </w:rPr>
-        <w:t xml:space="preserve">23  rating_promedio_producto  52000 non-null  float64       </w:t>
+        <w:t xml:space="preserve">23  adolescentes_en_casa      52000 non-null  str           </w:t>
       </w:r>
       <w:r>
         <w:rPr>
@@ -5543,7 +5501,7 @@
           <w:sz w:val="18"/>
           <w:szCs w:val="18"/>
         </w:rPr>
-        <w:t xml:space="preserve">24  edad                      52000 non-null  float64       </w:t>
+        <w:t xml:space="preserve">24  fecha_registro            51747 non-null  datetime64[us]</w:t>
       </w:r>
       <w:r>
         <w:rPr>
@@ -5562,7 +5520,7 @@
           <w:sz w:val="18"/>
           <w:szCs w:val="18"/>
         </w:rPr>
-        <w:t xml:space="preserve">25  estado_civil              52000 non-null  str           </w:t>
+        <w:t xml:space="preserve">25  ciudad                    52000 non-null  str           </w:t>
       </w:r>
       <w:r>
         <w:rPr>
@@ -5581,7 +5539,7 @@
           <w:sz w:val="18"/>
           <w:szCs w:val="18"/>
         </w:rPr>
-        <w:t xml:space="preserve">26  nivel_educativo           52000 non-null  str           </w:t>
+        <w:t xml:space="preserve">26  region                    52000 non-null  str           </w:t>
       </w:r>
       <w:r>
         <w:rPr>
@@ -5600,7 +5558,7 @@
           <w:sz w:val="18"/>
           <w:szCs w:val="18"/>
         </w:rPr>
-        <w:t xml:space="preserve">27  ingresos_anuales          52000 non-null  int64         </w:t>
+        <w:t xml:space="preserve">27  segmento_cliente          52000 non-null  str           </w:t>
       </w:r>
       <w:r>
         <w:rPr>
@@ -5619,7 +5577,7 @@
           <w:sz w:val="18"/>
           <w:szCs w:val="18"/>
         </w:rPr>
-        <w:t xml:space="preserve">28  tiene_hijos               52000 non-null  str           </w:t>
+        <w:t xml:space="preserve">28  visitas_web_mes           52000 non-null  int64         </w:t>
       </w:r>
       <w:r>
         <w:rPr>
@@ -5638,7 +5596,7 @@
           <w:sz w:val="18"/>
           <w:szCs w:val="18"/>
         </w:rPr>
-        <w:t xml:space="preserve">29  adolescentes_en_casa      52000 non-null  str           </w:t>
+        <w:t xml:space="preserve">29  precio_unitario_wz        52000 non-null  float64       </w:t>
       </w:r>
       <w:r>
         <w:rPr>
@@ -5657,179 +5615,27 @@
           <w:sz w:val="18"/>
           <w:szCs w:val="18"/>
         </w:rPr>
-        <w:t xml:space="preserve">30  fecha_registro            51747 non-null  datetime64[us]</w:t>
-      </w:r>
-      <w:r>
-        <w:rPr>
-          <w:rFonts w:ascii="Courier New" w:cs="Courier New" w:eastAsia="Courier New" w:hAnsi="Courier New"/>
-          <w:color w:val="555555"/>
-          <w:sz w:val="18"/>
-          <w:szCs w:val="18"/>
-        </w:rPr>
-        <w:br/>
-        <w:t xml:space="preserve"> </w:t>
-      </w:r>
-      <w:r>
-        <w:rPr>
-          <w:rFonts w:ascii="Courier New" w:cs="Courier New" w:eastAsia="Courier New" w:hAnsi="Courier New"/>
-          <w:color w:val="555555"/>
-          <w:sz w:val="18"/>
-          <w:szCs w:val="18"/>
-        </w:rPr>
-        <w:t xml:space="preserve">31  ciudad                    52000 non-null  str           </w:t>
-      </w:r>
-      <w:r>
-        <w:rPr>
-          <w:rFonts w:ascii="Courier New" w:cs="Courier New" w:eastAsia="Courier New" w:hAnsi="Courier New"/>
-          <w:color w:val="555555"/>
-          <w:sz w:val="18"/>
-          <w:szCs w:val="18"/>
-        </w:rPr>
-        <w:br/>
-        <w:t xml:space="preserve"> </w:t>
-      </w:r>
-      <w:r>
-        <w:rPr>
-          <w:rFonts w:ascii="Courier New" w:cs="Courier New" w:eastAsia="Courier New" w:hAnsi="Courier New"/>
-          <w:color w:val="555555"/>
-          <w:sz w:val="18"/>
-          <w:szCs w:val="18"/>
-        </w:rPr>
-        <w:t xml:space="preserve">32  region                    52000 non-null  str           </w:t>
-      </w:r>
-      <w:r>
-        <w:rPr>
-          <w:rFonts w:ascii="Courier New" w:cs="Courier New" w:eastAsia="Courier New" w:hAnsi="Courier New"/>
-          <w:color w:val="555555"/>
-          <w:sz w:val="18"/>
-          <w:szCs w:val="18"/>
-        </w:rPr>
-        <w:br/>
-        <w:t xml:space="preserve"> </w:t>
-      </w:r>
-      <w:r>
-        <w:rPr>
-          <w:rFonts w:ascii="Courier New" w:cs="Courier New" w:eastAsia="Courier New" w:hAnsi="Courier New"/>
-          <w:color w:val="555555"/>
-          <w:sz w:val="18"/>
-          <w:szCs w:val="18"/>
-        </w:rPr>
-        <w:t xml:space="preserve">33  latitude                  52000 non-null  float64       </w:t>
-      </w:r>
-      <w:r>
-        <w:rPr>
-          <w:rFonts w:ascii="Courier New" w:cs="Courier New" w:eastAsia="Courier New" w:hAnsi="Courier New"/>
-          <w:color w:val="555555"/>
-          <w:sz w:val="18"/>
-          <w:szCs w:val="18"/>
-        </w:rPr>
-        <w:br/>
-        <w:t xml:space="preserve"> </w:t>
-      </w:r>
-      <w:r>
-        <w:rPr>
-          <w:rFonts w:ascii="Courier New" w:cs="Courier New" w:eastAsia="Courier New" w:hAnsi="Courier New"/>
-          <w:color w:val="555555"/>
-          <w:sz w:val="18"/>
-          <w:szCs w:val="18"/>
-        </w:rPr>
-        <w:t xml:space="preserve">34  longitude                 52000 non-null  float64       </w:t>
-      </w:r>
-      <w:r>
-        <w:rPr>
-          <w:rFonts w:ascii="Courier New" w:cs="Courier New" w:eastAsia="Courier New" w:hAnsi="Courier New"/>
-          <w:color w:val="555555"/>
-          <w:sz w:val="18"/>
-          <w:szCs w:val="18"/>
-        </w:rPr>
-        <w:br/>
-        <w:t xml:space="preserve"> </w:t>
-      </w:r>
-      <w:r>
-        <w:rPr>
-          <w:rFonts w:ascii="Courier New" w:cs="Courier New" w:eastAsia="Courier New" w:hAnsi="Courier New"/>
-          <w:color w:val="555555"/>
-          <w:sz w:val="18"/>
-          <w:szCs w:val="18"/>
-        </w:rPr>
-        <w:t xml:space="preserve">35  segmento_cliente          52000 non-null  str           </w:t>
-      </w:r>
-      <w:r>
-        <w:rPr>
-          <w:rFonts w:ascii="Courier New" w:cs="Courier New" w:eastAsia="Courier New" w:hAnsi="Courier New"/>
-          <w:color w:val="555555"/>
-          <w:sz w:val="18"/>
-          <w:szCs w:val="18"/>
-        </w:rPr>
-        <w:br/>
-        <w:t xml:space="preserve"> </w:t>
-      </w:r>
-      <w:r>
-        <w:rPr>
-          <w:rFonts w:ascii="Courier New" w:cs="Courier New" w:eastAsia="Courier New" w:hAnsi="Courier New"/>
-          <w:color w:val="555555"/>
-          <w:sz w:val="18"/>
-          <w:szCs w:val="18"/>
-        </w:rPr>
-        <w:t xml:space="preserve">36  visitas_web_mes           52000 non-null  int64         </w:t>
-      </w:r>
-      <w:r>
-        <w:rPr>
-          <w:rFonts w:ascii="Courier New" w:cs="Courier New" w:eastAsia="Courier New" w:hAnsi="Courier New"/>
-          <w:color w:val="555555"/>
-          <w:sz w:val="18"/>
-          <w:szCs w:val="18"/>
-        </w:rPr>
-        <w:br/>
-        <w:t xml:space="preserve"> </w:t>
-      </w:r>
-      <w:r>
-        <w:rPr>
-          <w:rFonts w:ascii="Courier New" w:cs="Courier New" w:eastAsia="Courier New" w:hAnsi="Courier New"/>
-          <w:color w:val="555555"/>
-          <w:sz w:val="18"/>
-          <w:szCs w:val="18"/>
-        </w:rPr>
-        <w:t xml:space="preserve">37  precio_unitario_wz        52000 non-null  float64       </w:t>
-      </w:r>
-      <w:r>
-        <w:rPr>
-          <w:rFonts w:ascii="Courier New" w:cs="Courier New" w:eastAsia="Courier New" w:hAnsi="Courier New"/>
-          <w:color w:val="555555"/>
-          <w:sz w:val="18"/>
-          <w:szCs w:val="18"/>
-        </w:rPr>
-        <w:br/>
-        <w:t xml:space="preserve"> </w:t>
-      </w:r>
-      <w:r>
-        <w:rPr>
-          <w:rFonts w:ascii="Courier New" w:cs="Courier New" w:eastAsia="Courier New" w:hAnsi="Courier New"/>
-          <w:color w:val="555555"/>
-          <w:sz w:val="18"/>
-          <w:szCs w:val="18"/>
-        </w:rPr>
-        <w:t xml:space="preserve">38  importe_total_wz          52000 non-null  float64       </w:t>
-      </w:r>
-      <w:r>
-        <w:rPr>
-          <w:rFonts w:ascii="Courier New" w:cs="Courier New" w:eastAsia="Courier New" w:hAnsi="Courier New"/>
-          <w:color w:val="555555"/>
-          <w:sz w:val="18"/>
-          <w:szCs w:val="18"/>
-        </w:rPr>
-        <w:br/>
-        <w:t xml:space="preserve">dtypes: datetime64[us](3), float64(13), int64(6), str(17)</w:t>
-      </w:r>
-      <w:r>
-        <w:rPr>
-          <w:rFonts w:ascii="Courier New" w:cs="Courier New" w:eastAsia="Courier New" w:hAnsi="Courier New"/>
-          <w:color w:val="555555"/>
-          <w:sz w:val="18"/>
-          <w:szCs w:val="18"/>
-        </w:rPr>
-        <w:br/>
-        <w:t xml:space="preserve">memory usage: 23.2 MB</w:t>
+        <w:t xml:space="preserve">30  importe_total_wz          52000 non-null  float64       </w:t>
+      </w:r>
+      <w:r>
+        <w:rPr>
+          <w:rFonts w:ascii="Courier New" w:cs="Courier New" w:eastAsia="Courier New" w:hAnsi="Courier New"/>
+          <w:color w:val="555555"/>
+          <w:sz w:val="18"/>
+          <w:szCs w:val="18"/>
+        </w:rPr>
+        <w:br/>
+        <w:t xml:space="preserve">dtypes: datetime64[us](3), float64(9), int64(5), str(14)</w:t>
+      </w:r>
+      <w:r>
+        <w:rPr>
+          <w:rFonts w:ascii="Courier New" w:cs="Courier New" w:eastAsia="Courier New" w:hAnsi="Courier New"/>
+          <w:color w:val="555555"/>
+          <w:sz w:val="18"/>
+          <w:szCs w:val="18"/>
+        </w:rPr>
+        <w:br/>
+        <w:t xml:space="preserve">memory usage: 17.1 MB</w:t>
       </w:r>
       <w:r>
         <w:rPr>
@@ -5905,7 +5711,7 @@
           <w:szCs w:val="18"/>
         </w:rPr>
         <w:br/>
-        <w:t xml:space="preserve">(52000, 39)</w:t>
+        <w:t xml:space="preserve">(52000, 31)</w:t>
       </w:r>
       <w:r>
         <w:rPr>
@@ -6025,16 +5831,41 @@
         </w:rPr>
         <w:t xml:space="preserve">Observación:</w:t>
       </w:r>
-      <w:r>
-        <w:rPr>
-          <w:rFonts w:ascii="Helvetica" w:cs="Helvetica" w:eastAsia="Helvetica" w:hAnsi="Helvetica"/>
-          <w:color w:val="000000"/>
-          <w:sz w:val="24"/>
-          <w:szCs w:val="24"/>
-        </w:rPr>
-        <w:t xml:space="preserve"> anota si hay nulos relevantes o duplicados. Si ya lo
-limpiaste en Fase 2, aquí deberías ver 0 duplicados y sin nulos (o los
-mínimos que decidiste mantener a propósito).</w:t>
+    </w:p>
+    <w:p>
+      <w:pPr>
+        <w:ind w:left="720"/>
+      </w:pPr>
+      <w:r>
+        <w:t xml:space="preserve">• </w:t>
+      </w:r>
+      <w:r>
+        <w:rPr>
+          <w:rFonts w:ascii="Helvetica" w:cs="Helvetica" w:eastAsia="Helvetica" w:hAnsi="Helvetica"/>
+          <w:color w:val="000000"/>
+          <w:sz w:val="24"/>
+          <w:szCs w:val="24"/>
+        </w:rPr>
+        <w:t xml:space="preserve">Se observa que no hay nulos y la coluna </w:t>
+      </w:r>
+      <w:r>
+        <w:rPr>
+          <w:rFonts w:ascii="Courier New" w:cs="Courier New" w:eastAsia="Courier New" w:hAnsi="Courier New"/>
+          <w:color w:val="C7254E"/>
+          <w:sz w:val="20"/>
+          <w:szCs w:val="20"/>
+          <w:shd w:fill="F0F0F0" w:val="clear"/>
+        </w:rPr>
+        <w:t xml:space="preserve">fecha_registo</w:t>
+      </w:r>
+      <w:r>
+        <w:rPr>
+          <w:rFonts w:ascii="Helvetica" w:cs="Helvetica" w:eastAsia="Helvetica" w:hAnsi="Helvetica"/>
+          <w:color w:val="000000"/>
+          <w:sz w:val="24"/>
+          <w:szCs w:val="24"/>
+        </w:rPr>
+        <w:t xml:space="preserve"> se valoro en fase anterior que dado el bajo volumen de nulos (0.49% del total) y la ausencia de una causa clara y verificable, se decide no imputar y mantener los valores como NaT, evitando introducir una fecha sintética sin respaldo.</w:t>
       </w:r>
     </w:p>
     <w:p>
@@ -6049,7 +5880,7 @@
           <w:sz w:val="20"/>
           <w:szCs w:val="20"/>
         </w:rPr>
-        <w:t xml:space="preserve"># 2. Vista visual rápida de todas las variables (solo para orientarte, no comentar 1 a 1)</w:t>
+        <w:t xml:space="preserve"># Realizamos un visual rápida de todas las variables sin las columnas exclidas</w:t>
       </w:r>
       <w:r>
         <w:rPr>
@@ -6436,11 +6267,24 @@
       <w:r>
         <w:rPr>
           <w:rFonts w:ascii="Courier New" w:cs="Courier New" w:eastAsia="Courier New" w:hAnsi="Courier New"/>
-          <w:color w:val="555555"/>
-          <w:sz w:val="18"/>
-          <w:szCs w:val="18"/>
-        </w:rPr>
-        <w:br/>
+          <w:sz w:val="18"/>
+          <w:szCs w:val="18"/>
+        </w:rPr>
+        <w:br/>
+        <w:t xml:space="preserve"/>
+      </w:r>
+    </w:p>
+    <w:p>
+      <w:pPr>
+        <w:spacing w:after="200"/>
+      </w:pPr>
+      <w:r>
+        <w:rPr>
+          <w:rFonts w:ascii="Courier New" w:cs="Courier New" w:eastAsia="Courier New" w:hAnsi="Courier New"/>
+          <w:color w:val="555555"/>
+          <w:sz w:val="18"/>
+          <w:szCs w:val="18"/>
+        </w:rPr>
         <w:t xml:space="preserve">                      </w:t>
       </w:r>
       <w:r>
@@ -9253,155 +9097,6 @@
       <w:r>
         <w:rPr>
           <w:rFonts w:ascii="Courier New" w:cs="Courier New" w:eastAsia="Courier New" w:hAnsi="Courier New"/>
-          <w:color w:val="555555"/>
-          <w:sz w:val="18"/>
-          <w:szCs w:val="18"/>
-        </w:rPr>
-        <w:br/>
-        <w:t xml:space="preserve">PORCENTAJES</w:t>
-      </w:r>
-      <w:r>
-        <w:rPr>
-          <w:rFonts w:ascii="Courier New" w:cs="Courier New" w:eastAsia="Courier New" w:hAnsi="Courier New"/>
-          <w:color w:val="555555"/>
-          <w:sz w:val="18"/>
-          <w:szCs w:val="18"/>
-        </w:rPr>
-        <w:br/>
-        <w:t xml:space="preserve">importe_total_wz</w:t>
-      </w:r>
-      <w:r>
-        <w:rPr>
-          <w:rFonts w:ascii="Courier New" w:cs="Courier New" w:eastAsia="Courier New" w:hAnsi="Courier New"/>
-          <w:color w:val="555555"/>
-          <w:sz w:val="18"/>
-          <w:szCs w:val="18"/>
-        </w:rPr>
-        <w:br/>
-        <w:t xml:space="preserve">503.0609    1.00</w:t>
-      </w:r>
-      <w:r>
-        <w:rPr>
-          <w:rFonts w:ascii="Courier New" w:cs="Courier New" w:eastAsia="Courier New" w:hAnsi="Courier New"/>
-          <w:color w:val="555555"/>
-          <w:sz w:val="18"/>
-          <w:szCs w:val="18"/>
-        </w:rPr>
-        <w:br/>
-        <w:t xml:space="preserve">24.2400     0.03</w:t>
-      </w:r>
-      <w:r>
-        <w:rPr>
-          <w:rFonts w:ascii="Courier New" w:cs="Courier New" w:eastAsia="Courier New" w:hAnsi="Courier New"/>
-          <w:color w:val="555555"/>
-          <w:sz w:val="18"/>
-          <w:szCs w:val="18"/>
-        </w:rPr>
-        <w:br/>
-        <w:t xml:space="preserve">37.0400     0.03</w:t>
-      </w:r>
-      <w:r>
-        <w:rPr>
-          <w:rFonts w:ascii="Courier New" w:cs="Courier New" w:eastAsia="Courier New" w:hAnsi="Courier New"/>
-          <w:color w:val="555555"/>
-          <w:sz w:val="18"/>
-          <w:szCs w:val="18"/>
-        </w:rPr>
-        <w:br/>
-        <w:t xml:space="preserve">41.9300     0.02</w:t>
-      </w:r>
-      <w:r>
-        <w:rPr>
-          <w:rFonts w:ascii="Courier New" w:cs="Courier New" w:eastAsia="Courier New" w:hAnsi="Courier New"/>
-          <w:color w:val="555555"/>
-          <w:sz w:val="18"/>
-          <w:szCs w:val="18"/>
-        </w:rPr>
-        <w:br/>
-        <w:t xml:space="preserve">30.3000     0.02</w:t>
-      </w:r>
-      <w:r>
-        <w:rPr>
-          <w:rFonts w:ascii="Courier New" w:cs="Courier New" w:eastAsia="Courier New" w:hAnsi="Courier New"/>
-          <w:color w:val="555555"/>
-          <w:sz w:val="18"/>
-          <w:szCs w:val="18"/>
-        </w:rPr>
-        <w:br/>
-        <w:t xml:space="preserve">            </w:t>
-      </w:r>
-      <w:r>
-        <w:rPr>
-          <w:rFonts w:ascii="Courier New" w:cs="Courier New" w:eastAsia="Courier New" w:hAnsi="Courier New"/>
-          <w:color w:val="555555"/>
-          <w:sz w:val="18"/>
-          <w:szCs w:val="18"/>
-        </w:rPr>
-        <w:t xml:space="preserve">... </w:t>
-      </w:r>
-      <w:r>
-        <w:rPr>
-          <w:rFonts w:ascii="Courier New" w:cs="Courier New" w:eastAsia="Courier New" w:hAnsi="Courier New"/>
-          <w:color w:val="555555"/>
-          <w:sz w:val="18"/>
-          <w:szCs w:val="18"/>
-        </w:rPr>
-        <w:br/>
-        <w:t xml:space="preserve">237.9100    0.00</w:t>
-      </w:r>
-      <w:r>
-        <w:rPr>
-          <w:rFonts w:ascii="Courier New" w:cs="Courier New" w:eastAsia="Courier New" w:hAnsi="Courier New"/>
-          <w:color w:val="555555"/>
-          <w:sz w:val="18"/>
-          <w:szCs w:val="18"/>
-        </w:rPr>
-        <w:br/>
-        <w:t xml:space="preserve">229.6300    0.00</w:t>
-      </w:r>
-      <w:r>
-        <w:rPr>
-          <w:rFonts w:ascii="Courier New" w:cs="Courier New" w:eastAsia="Courier New" w:hAnsi="Courier New"/>
-          <w:color w:val="555555"/>
-          <w:sz w:val="18"/>
-          <w:szCs w:val="18"/>
-        </w:rPr>
-        <w:br/>
-        <w:t xml:space="preserve">160.0800    0.00</w:t>
-      </w:r>
-      <w:r>
-        <w:rPr>
-          <w:rFonts w:ascii="Courier New" w:cs="Courier New" w:eastAsia="Courier New" w:hAnsi="Courier New"/>
-          <w:color w:val="555555"/>
-          <w:sz w:val="18"/>
-          <w:szCs w:val="18"/>
-        </w:rPr>
-        <w:br/>
-        <w:t xml:space="preserve">157.5800    0.00</w:t>
-      </w:r>
-      <w:r>
-        <w:rPr>
-          <w:rFonts w:ascii="Courier New" w:cs="Courier New" w:eastAsia="Courier New" w:hAnsi="Courier New"/>
-          <w:color w:val="555555"/>
-          <w:sz w:val="18"/>
-          <w:szCs w:val="18"/>
-        </w:rPr>
-        <w:br/>
-        <w:t xml:space="preserve">165.8900    0.00</w:t>
-      </w:r>
-      <w:r>
-        <w:rPr>
-          <w:rFonts w:ascii="Courier New" w:cs="Courier New" w:eastAsia="Courier New" w:hAnsi="Courier New"/>
-          <w:color w:val="555555"/>
-          <w:sz w:val="18"/>
-          <w:szCs w:val="18"/>
-        </w:rPr>
-        <w:br/>
-        <w:t xml:space="preserve">Name: proportion, Length: 21039, dtype: float64</w:t>
-      </w:r>
-      <w:r>
-        <w:rPr>
-          <w:rFonts w:ascii="Courier New" w:cs="Courier New" w:eastAsia="Courier New" w:hAnsi="Courier New"/>
           <w:sz w:val="18"/>
           <w:szCs w:val="18"/>
         </w:rPr>
@@ -9428,8 +9123,55 @@
           <w:sz w:val="24"/>
           <w:szCs w:val="24"/>
         </w:rPr>
-        <w:t xml:space="preserve"> indica si la distribución está concentrada en importes
-bajos o si hay cola larga hacia importes altos (asimetría positiva).</w:t>
+        <w:t xml:space="preserve"> </w:t>
+      </w:r>
+      <w:r>
+        <w:rPr>
+          <w:rFonts w:ascii="Helvetica" w:cs="Helvetica" w:eastAsia="Helvetica" w:hAnsi="Helvetica"/>
+          <w:color w:val="000000"/>
+          <w:sz w:val="24"/>
+          <w:szCs w:val="24"/>
+        </w:rPr>
+        <w:t xml:space="preserve">
+La distribución de </w:t>
+      </w:r>
+      <w:r>
+        <w:rPr>
+          <w:rFonts w:ascii="Courier New" w:cs="Courier New" w:eastAsia="Courier New" w:hAnsi="Courier New"/>
+          <w:color w:val="C7254E"/>
+          <w:sz w:val="20"/>
+          <w:szCs w:val="20"/>
+          <w:shd w:fill="F0F0F0" w:val="clear"/>
+        </w:rPr>
+        <w:t xml:space="preserve">importe_total_wz</w:t>
+      </w:r>
+      <w:r>
+        <w:rPr>
+          <w:rFonts w:ascii="Helvetica" w:cs="Helvetica" w:eastAsia="Helvetica" w:hAnsi="Helvetica"/>
+          <w:color w:val="000000"/>
+          <w:sz w:val="24"/>
+          <w:szCs w:val="24"/>
+        </w:rPr>
+        <w:t xml:space="preserve"> está claramente sesgada a la
+derecha: la mayoría de pedidos se concentra entre 20€ y 150€ (coherente
+con la mediana de 72,52€), con una cola larga hacia importes altos. La
+media (104,17€) es notablemente superior a la mediana (72,52€), lo que
+confirma la asimetría — unos pocos pedidos de importe alto están
+"tirando" de la media hacia arriba.</w:t>
+      </w:r>
+    </w:p>
+    <w:p>
+      <w:r>
+        <w:rPr>
+          <w:rFonts w:ascii="Helvetica" w:cs="Helvetica" w:eastAsia="Helvetica" w:hAnsi="Helvetica"/>
+          <w:color w:val="000000"/>
+          <w:sz w:val="24"/>
+          <w:szCs w:val="24"/>
+        </w:rPr>
+        <w:t xml:space="preserve">Se observa además un pico anómalo justo en 500€, que no representa un
+patrón real de compra: es resultado del proceso de winsorizing
+aplicado en la fase de limpieza, donde todos los valores que superaban
+ese límite se agruparon en el tope máximo (503,06€).</w:t>
       </w:r>
     </w:p>
     <w:p>
@@ -9602,17 +9344,26 @@
           <w:sz w:val="24"/>
           <w:szCs w:val="24"/>
         </w:rPr>
-        <w:t xml:space="preserve">Observación:</w:t>
-      </w:r>
-      <w:r>
-        <w:rPr>
-          <w:rFonts w:ascii="Helvetica" w:cs="Helvetica" w:eastAsia="Helvetica" w:hAnsi="Helvetica"/>
-          <w:color w:val="000000"/>
-          <w:sz w:val="24"/>
-          <w:szCs w:val="24"/>
-        </w:rPr>
-        <w:t xml:space="preserve"> comenta si hay valores atípicos visibles y si son
-esperables (pedidos grandes reales) o parecen un error.</w:t>
+        <w:t xml:space="preserve">Observación</w:t>
+      </w:r>
+      <w:r>
+        <w:rPr>
+          <w:rFonts w:ascii="Helvetica" w:cs="Helvetica" w:eastAsia="Helvetica" w:hAnsi="Helvetica"/>
+          <w:color w:val="000000"/>
+          <w:sz w:val="24"/>
+          <w:szCs w:val="24"/>
+        </w:rPr>
+        <w:t xml:space="preserve">
+Tal como se identificó al inicio del Eda El boxplot confirma la asimetría: la caja (Q1=40,02€, Q3=133,94€) está
+desplazada hacia la izquierda, con el bigote superior más largo que el
+inferior. La masa de puntos "outlier" acumulada justo en el límite
+derecho (~503€) no son outliers dispersos como cabría esperar, sino el
+mismo efecto del winsorizing: al capar los valores extremos en un techo
+fijo, muchos pedidos distintos terminan con el mismo valor máximo,
+generando esa acumulación visual característica en línea recta. No debe
+interpretarse como que hay cientos de pedidos "atípicos" en sentido
+tradicional, sino como el resultado esperable de la técnica de limpieza
+aplicada previamente.</w:t>
       </w:r>
     </w:p>
     <w:p>
@@ -10583,30 +10334,10 @@
       <w:r>
         <w:rPr>
           <w:rFonts w:ascii="Courier New" w:cs="Courier New" w:eastAsia="Courier New" w:hAnsi="Courier New"/>
-          <w:color w:val="000000"/>
-          <w:sz w:val="20"/>
-          <w:szCs w:val="20"/>
-        </w:rPr>
-        <w:t xml:space="preserve">cols_excluir = ['order_id', 'id_cliente', 'product_id', 'nombre_producto',</w:t>
-      </w:r>
-      <w:r>
-        <w:rPr>
-          <w:rFonts w:ascii="Courier New" w:cs="Courier New" w:eastAsia="Courier New" w:hAnsi="Courier New"/>
-          <w:color w:val="000000"/>
-          <w:sz w:val="20"/>
-          <w:szCs w:val="20"/>
-        </w:rPr>
-        <w:br/>
-        <w:t xml:space="preserve">                 </w:t>
-      </w:r>
-      <w:r>
-        <w:rPr>
-          <w:rFonts w:ascii="Courier New" w:cs="Courier New" w:eastAsia="Courier New" w:hAnsi="Courier New"/>
-          <w:color w:val="000000"/>
-          <w:sz w:val="20"/>
-          <w:szCs w:val="20"/>
-        </w:rPr>
-        <w:t xml:space="preserve">'latitude', 'longitude', 'precio_unitario', 'importe_total']</w:t>
+          <w:sz w:val="20"/>
+          <w:szCs w:val="20"/>
+        </w:rPr>
+        <w:t xml:space="preserve"/>
       </w:r>
       <w:r>
         <w:rPr>
@@ -10896,14 +10627,198 @@
       <w:r>
         <w:rPr>
           <w:rFonts w:ascii="Helvetica" w:cs="Helvetica" w:eastAsia="Helvetica" w:hAnsi="Helvetica"/>
-          <w:i/>
-          <w:iCs/>
-          <w:color w:val="000000"/>
-          <w:sz w:val="24"/>
-          <w:szCs w:val="24"/>
-        </w:rPr>
-        <w:t xml:space="preserve">(rellenar tras ejecutar: 3-4 frases resumiendo distribución del importe,
-outliers, categoría/método de pago dominante, y correlaciones destacadas)</w:t>
+          <w:color w:val="000000"/>
+          <w:sz w:val="24"/>
+          <w:szCs w:val="24"/>
+        </w:rPr>
+        <w:t xml:space="preserve">La distribución de </w:t>
+      </w:r>
+      <w:r>
+        <w:rPr>
+          <w:rFonts w:ascii="Courier New" w:cs="Courier New" w:eastAsia="Courier New" w:hAnsi="Courier New"/>
+          <w:color w:val="C7254E"/>
+          <w:sz w:val="20"/>
+          <w:szCs w:val="20"/>
+          <w:shd w:fill="F0F0F0" w:val="clear"/>
+        </w:rPr>
+        <w:t xml:space="preserve">importe_total_wz</w:t>
+      </w:r>
+      <w:r>
+        <w:rPr>
+          <w:rFonts w:ascii="Helvetica" w:cs="Helvetica" w:eastAsia="Helvetica" w:hAnsi="Helvetica"/>
+          <w:color w:val="000000"/>
+          <w:sz w:val="24"/>
+          <w:szCs w:val="24"/>
+        </w:rPr>
+        <w:t xml:space="preserve"> está sesgada a la derecha (media
+104,17€ &gt; mediana 72,52€), concentrándose la mayoría de pedidos entre
+20€ y 150€. El boxplot confirma esta asimetría y muestra una acumulación
+de valores en el límite superior (~503€), que no son outliers reales
+sino un artefacto del winsorizing aplicado en la fase de limpieza.</w:t>
+      </w:r>
+    </w:p>
+    <w:p>
+      <w:r>
+        <w:rPr>
+          <w:rFonts w:ascii="Helvetica" w:cs="Helvetica" w:eastAsia="Helvetica" w:hAnsi="Helvetica"/>
+          <w:color w:val="000000"/>
+          <w:sz w:val="24"/>
+          <w:szCs w:val="24"/>
+        </w:rPr>
+        <w:t xml:space="preserve">En cuanto a variables categóricas, </w:t>
+      </w:r>
+      <w:r>
+        <w:rPr>
+          <w:rFonts w:ascii="Courier New" w:cs="Courier New" w:eastAsia="Courier New" w:hAnsi="Courier New"/>
+          <w:color w:val="C7254E"/>
+          <w:sz w:val="20"/>
+          <w:szCs w:val="20"/>
+          <w:shd w:fill="F0F0F0" w:val="clear"/>
+        </w:rPr>
+        <w:t xml:space="preserve">web</w:t>
+      </w:r>
+      <w:r>
+        <w:rPr>
+          <w:rFonts w:ascii="Helvetica" w:cs="Helvetica" w:eastAsia="Helvetica" w:hAnsi="Helvetica"/>
+          <w:color w:val="000000"/>
+          <w:sz w:val="24"/>
+          <w:szCs w:val="24"/>
+        </w:rPr>
+        <w:t xml:space="preserve"> es el canal dominante (20.887
+pedidos, ~40% del total), seguido de </w:t>
+      </w:r>
+      <w:r>
+        <w:rPr>
+          <w:rFonts w:ascii="Courier New" w:cs="Courier New" w:eastAsia="Courier New" w:hAnsi="Courier New"/>
+          <w:color w:val="C7254E"/>
+          <w:sz w:val="20"/>
+          <w:szCs w:val="20"/>
+          <w:shd w:fill="F0F0F0" w:val="clear"/>
+        </w:rPr>
+        <w:t xml:space="preserve">app movil</w:t>
+      </w:r>
+      <w:r>
+        <w:rPr>
+          <w:rFonts w:ascii="Helvetica" w:cs="Helvetica" w:eastAsia="Helvetica" w:hAnsi="Helvetica"/>
+          <w:color w:val="000000"/>
+          <w:sz w:val="24"/>
+          <w:szCs w:val="24"/>
+        </w:rPr>
+        <w:t xml:space="preserve">; y </w:t>
+      </w:r>
+      <w:r>
+        <w:rPr>
+          <w:rFonts w:ascii="Courier New" w:cs="Courier New" w:eastAsia="Courier New" w:hAnsi="Courier New"/>
+          <w:color w:val="C7254E"/>
+          <w:sz w:val="20"/>
+          <w:szCs w:val="20"/>
+          <w:shd w:fill="F0F0F0" w:val="clear"/>
+        </w:rPr>
+        <w:t xml:space="preserve">tarjeta de credito</w:t>
+      </w:r>
+      <w:r>
+        <w:rPr>
+          <w:rFonts w:ascii="Helvetica" w:cs="Helvetica" w:eastAsia="Helvetica" w:hAnsi="Helvetica"/>
+          <w:color w:val="000000"/>
+          <w:sz w:val="24"/>
+          <w:szCs w:val="24"/>
+        </w:rPr>
+        <w:t xml:space="preserve">
+es el método de pago más usado (34,55%), con un pequeño porcentaje de
+valores "desconocido" (~1,5%) que se trata como dato faltante.</w:t>
+      </w:r>
+    </w:p>
+    <w:p>
+      <w:r>
+        <w:rPr>
+          <w:rFonts w:ascii="Helvetica" w:cs="Helvetica" w:eastAsia="Helvetica" w:hAnsi="Helvetica"/>
+          <w:color w:val="000000"/>
+          <w:sz w:val="24"/>
+          <w:szCs w:val="24"/>
+        </w:rPr>
+        <w:t xml:space="preserve">La matriz de correlación no revela relaciones de negocio relevantes: las
+correlaciones más altas corresponden a variables ligadas por fórmula
+(</w:t>
+      </w:r>
+      <w:r>
+        <w:rPr>
+          <w:rFonts w:ascii="Courier New" w:cs="Courier New" w:eastAsia="Courier New" w:hAnsi="Courier New"/>
+          <w:color w:val="C7254E"/>
+          <w:sz w:val="20"/>
+          <w:szCs w:val="20"/>
+          <w:shd w:fill="F0F0F0" w:val="clear"/>
+        </w:rPr>
+        <w:t xml:space="preserve">costo_unitario</w:t>
+      </w:r>
+      <w:r>
+        <w:rPr>
+          <w:rFonts w:ascii="Helvetica" w:cs="Helvetica" w:eastAsia="Helvetica" w:hAnsi="Helvetica"/>
+          <w:color w:val="000000"/>
+          <w:sz w:val="24"/>
+          <w:szCs w:val="24"/>
+        </w:rPr>
+        <w:t xml:space="preserve">-</w:t>
+      </w:r>
+      <w:r>
+        <w:rPr>
+          <w:rFonts w:ascii="Courier New" w:cs="Courier New" w:eastAsia="Courier New" w:hAnsi="Courier New"/>
+          <w:color w:val="C7254E"/>
+          <w:sz w:val="20"/>
+          <w:szCs w:val="20"/>
+          <w:shd w:fill="F0F0F0" w:val="clear"/>
+        </w:rPr>
+        <w:t xml:space="preserve">precio_lista</w:t>
+      </w:r>
+      <w:r>
+        <w:rPr>
+          <w:rFonts w:ascii="Helvetica" w:cs="Helvetica" w:eastAsia="Helvetica" w:hAnsi="Helvetica"/>
+          <w:color w:val="000000"/>
+          <w:sz w:val="24"/>
+          <w:szCs w:val="24"/>
+        </w:rPr>
+        <w:t xml:space="preserve">: 0,96; </w:t>
+      </w:r>
+      <w:r>
+        <w:rPr>
+          <w:rFonts w:ascii="Courier New" w:cs="Courier New" w:eastAsia="Courier New" w:hAnsi="Courier New"/>
+          <w:color w:val="C7254E"/>
+          <w:sz w:val="20"/>
+          <w:szCs w:val="20"/>
+          <w:shd w:fill="F0F0F0" w:val="clear"/>
+        </w:rPr>
+        <w:t xml:space="preserve">cantidad</w:t>
+      </w:r>
+      <w:r>
+        <w:rPr>
+          <w:rFonts w:ascii="Helvetica" w:cs="Helvetica" w:eastAsia="Helvetica" w:hAnsi="Helvetica"/>
+          <w:color w:val="000000"/>
+          <w:sz w:val="24"/>
+          <w:szCs w:val="24"/>
+        </w:rPr>
+        <w:t xml:space="preserve">-</w:t>
+      </w:r>
+      <w:r>
+        <w:rPr>
+          <w:rFonts w:ascii="Courier New" w:cs="Courier New" w:eastAsia="Courier New" w:hAnsi="Courier New"/>
+          <w:color w:val="C7254E"/>
+          <w:sz w:val="20"/>
+          <w:szCs w:val="20"/>
+          <w:shd w:fill="F0F0F0" w:val="clear"/>
+        </w:rPr>
+        <w:t xml:space="preserve">importe_total_wz</w:t>
+      </w:r>
+      <w:r>
+        <w:rPr>
+          <w:rFonts w:ascii="Helvetica" w:cs="Helvetica" w:eastAsia="Helvetica" w:hAnsi="Helvetica"/>
+          <w:color w:val="000000"/>
+          <w:sz w:val="24"/>
+          <w:szCs w:val="24"/>
+        </w:rPr>
+        <w:t xml:space="preserve">:
+0,62), mientras que el resto de variables numéricas —demográficas, de
+producto y de comportamiento— presentan correlaciones prácticamente
+nulas entre sí, lo que anticipa que el comportamiento de compra no se
+explica por relaciones lineales simples entre estas variables.</w:t>
       </w:r>
     </w:p>
     <w:p>
@@ -11430,155 +11345,6 @@
       <w:r>
         <w:rPr>
           <w:rFonts w:ascii="Courier New" w:cs="Courier New" w:eastAsia="Courier New" w:hAnsi="Courier New"/>
-          <w:color w:val="555555"/>
-          <w:sz w:val="18"/>
-          <w:szCs w:val="18"/>
-        </w:rPr>
-        <w:br/>
-        <w:t xml:space="preserve">PORCENTAJES</w:t>
-      </w:r>
-      <w:r>
-        <w:rPr>
-          <w:rFonts w:ascii="Courier New" w:cs="Courier New" w:eastAsia="Courier New" w:hAnsi="Courier New"/>
-          <w:color w:val="555555"/>
-          <w:sz w:val="18"/>
-          <w:szCs w:val="18"/>
-        </w:rPr>
-        <w:br/>
-        <w:t xml:space="preserve">gasto_total</w:t>
-      </w:r>
-      <w:r>
-        <w:rPr>
-          <w:rFonts w:ascii="Courier New" w:cs="Courier New" w:eastAsia="Courier New" w:hAnsi="Courier New"/>
-          <w:color w:val="555555"/>
-          <w:sz w:val="18"/>
-          <w:szCs w:val="18"/>
-        </w:rPr>
-        <w:br/>
-        <w:t xml:space="preserve">544.03    0.04</w:t>
-      </w:r>
-      <w:r>
-        <w:rPr>
-          <w:rFonts w:ascii="Courier New" w:cs="Courier New" w:eastAsia="Courier New" w:hAnsi="Courier New"/>
-          <w:color w:val="555555"/>
-          <w:sz w:val="18"/>
-          <w:szCs w:val="18"/>
-        </w:rPr>
-        <w:br/>
-        <w:t xml:space="preserve">919.73    0.04</w:t>
-      </w:r>
-      <w:r>
-        <w:rPr>
-          <w:rFonts w:ascii="Courier New" w:cs="Courier New" w:eastAsia="Courier New" w:hAnsi="Courier New"/>
-          <w:color w:val="555555"/>
-          <w:sz w:val="18"/>
-          <w:szCs w:val="18"/>
-        </w:rPr>
-        <w:br/>
-        <w:t xml:space="preserve">569.62    0.03</w:t>
-      </w:r>
-      <w:r>
-        <w:rPr>
-          <w:rFonts w:ascii="Courier New" w:cs="Courier New" w:eastAsia="Courier New" w:hAnsi="Courier New"/>
-          <w:color w:val="555555"/>
-          <w:sz w:val="18"/>
-          <w:szCs w:val="18"/>
-        </w:rPr>
-        <w:br/>
-        <w:t xml:space="preserve">884.02    0.03</w:t>
-      </w:r>
-      <w:r>
-        <w:rPr>
-          <w:rFonts w:ascii="Courier New" w:cs="Courier New" w:eastAsia="Courier New" w:hAnsi="Courier New"/>
-          <w:color w:val="555555"/>
-          <w:sz w:val="18"/>
-          <w:szCs w:val="18"/>
-        </w:rPr>
-        <w:br/>
-        <w:t xml:space="preserve">944.90    0.03</w:t>
-      </w:r>
-      <w:r>
-        <w:rPr>
-          <w:rFonts w:ascii="Courier New" w:cs="Courier New" w:eastAsia="Courier New" w:hAnsi="Courier New"/>
-          <w:color w:val="555555"/>
-          <w:sz w:val="18"/>
-          <w:szCs w:val="18"/>
-        </w:rPr>
-        <w:br/>
-        <w:t xml:space="preserve">          </w:t>
-      </w:r>
-      <w:r>
-        <w:rPr>
-          <w:rFonts w:ascii="Courier New" w:cs="Courier New" w:eastAsia="Courier New" w:hAnsi="Courier New"/>
-          <w:color w:val="555555"/>
-          <w:sz w:val="18"/>
-          <w:szCs w:val="18"/>
-        </w:rPr>
-        <w:t xml:space="preserve">... </w:t>
-      </w:r>
-      <w:r>
-        <w:rPr>
-          <w:rFonts w:ascii="Courier New" w:cs="Courier New" w:eastAsia="Courier New" w:hAnsi="Courier New"/>
-          <w:color w:val="555555"/>
-          <w:sz w:val="18"/>
-          <w:szCs w:val="18"/>
-        </w:rPr>
-        <w:br/>
-        <w:t xml:space="preserve">110.87    0.01</w:t>
-      </w:r>
-      <w:r>
-        <w:rPr>
-          <w:rFonts w:ascii="Courier New" w:cs="Courier New" w:eastAsia="Courier New" w:hAnsi="Courier New"/>
-          <w:color w:val="555555"/>
-          <w:sz w:val="18"/>
-          <w:szCs w:val="18"/>
-        </w:rPr>
-        <w:br/>
-        <w:t xml:space="preserve">648.41    0.01</w:t>
-      </w:r>
-      <w:r>
-        <w:rPr>
-          <w:rFonts w:ascii="Courier New" w:cs="Courier New" w:eastAsia="Courier New" w:hAnsi="Courier New"/>
-          <w:color w:val="555555"/>
-          <w:sz w:val="18"/>
-          <w:szCs w:val="18"/>
-        </w:rPr>
-        <w:br/>
-        <w:t xml:space="preserve">175.72    0.01</w:t>
-      </w:r>
-      <w:r>
-        <w:rPr>
-          <w:rFonts w:ascii="Courier New" w:cs="Courier New" w:eastAsia="Courier New" w:hAnsi="Courier New"/>
-          <w:color w:val="555555"/>
-          <w:sz w:val="18"/>
-          <w:szCs w:val="18"/>
-        </w:rPr>
-        <w:br/>
-        <w:t xml:space="preserve">546.42    0.01</w:t>
-      </w:r>
-      <w:r>
-        <w:rPr>
-          <w:rFonts w:ascii="Courier New" w:cs="Courier New" w:eastAsia="Courier New" w:hAnsi="Courier New"/>
-          <w:color w:val="555555"/>
-          <w:sz w:val="18"/>
-          <w:szCs w:val="18"/>
-        </w:rPr>
-        <w:br/>
-        <w:t xml:space="preserve">265.30    0.01</w:t>
-      </w:r>
-      <w:r>
-        <w:rPr>
-          <w:rFonts w:ascii="Courier New" w:cs="Courier New" w:eastAsia="Courier New" w:hAnsi="Courier New"/>
-          <w:color w:val="555555"/>
-          <w:sz w:val="18"/>
-          <w:szCs w:val="18"/>
-        </w:rPr>
-        <w:br/>
-        <w:t xml:space="preserve">Name: proportion, Length: 7792, dtype: float64</w:t>
-      </w:r>
-      <w:r>
-        <w:rPr>
-          <w:rFonts w:ascii="Courier New" w:cs="Courier New" w:eastAsia="Courier New" w:hAnsi="Courier New"/>
           <w:sz w:val="18"/>
           <w:szCs w:val="18"/>
         </w:rPr>
@@ -11843,226 +11609,6 @@
       <w:r>
         <w:rPr>
           <w:rFonts w:ascii="Courier New" w:cs="Courier New" w:eastAsia="Courier New" w:hAnsi="Courier New"/>
-          <w:color w:val="555555"/>
-          <w:sz w:val="18"/>
-          <w:szCs w:val="18"/>
-        </w:rPr>
-        <w:br/>
-        <w:t xml:space="preserve">PORCENTAJES</w:t>
-      </w:r>
-      <w:r>
-        <w:rPr>
-          <w:rFonts w:ascii="Courier New" w:cs="Courier New" w:eastAsia="Courier New" w:hAnsi="Courier New"/>
-          <w:color w:val="555555"/>
-          <w:sz w:val="18"/>
-          <w:szCs w:val="18"/>
-        </w:rPr>
-        <w:br/>
-        <w:t xml:space="preserve">n_pedidos</w:t>
-      </w:r>
-      <w:r>
-        <w:rPr>
-          <w:rFonts w:ascii="Courier New" w:cs="Courier New" w:eastAsia="Courier New" w:hAnsi="Courier New"/>
-          <w:color w:val="555555"/>
-          <w:sz w:val="18"/>
-          <w:szCs w:val="18"/>
-        </w:rPr>
-        <w:br/>
-        <w:t xml:space="preserve">6     15.36</w:t>
-      </w:r>
-      <w:r>
-        <w:rPr>
-          <w:rFonts w:ascii="Courier New" w:cs="Courier New" w:eastAsia="Courier New" w:hAnsi="Courier New"/>
-          <w:color w:val="555555"/>
-          <w:sz w:val="18"/>
-          <w:szCs w:val="18"/>
-        </w:rPr>
-        <w:br/>
-        <w:t xml:space="preserve">7     14.66</w:t>
-      </w:r>
-      <w:r>
-        <w:rPr>
-          <w:rFonts w:ascii="Courier New" w:cs="Courier New" w:eastAsia="Courier New" w:hAnsi="Courier New"/>
-          <w:color w:val="555555"/>
-          <w:sz w:val="18"/>
-          <w:szCs w:val="18"/>
-        </w:rPr>
-        <w:br/>
-        <w:t xml:space="preserve">5     14.50</w:t>
-      </w:r>
-      <w:r>
-        <w:rPr>
-          <w:rFonts w:ascii="Courier New" w:cs="Courier New" w:eastAsia="Courier New" w:hAnsi="Courier New"/>
-          <w:color w:val="555555"/>
-          <w:sz w:val="18"/>
-          <w:szCs w:val="18"/>
-        </w:rPr>
-        <w:br/>
-        <w:t xml:space="preserve">8     11.84</w:t>
-      </w:r>
-      <w:r>
-        <w:rPr>
-          <w:rFonts w:ascii="Courier New" w:cs="Courier New" w:eastAsia="Courier New" w:hAnsi="Courier New"/>
-          <w:color w:val="555555"/>
-          <w:sz w:val="18"/>
-          <w:szCs w:val="18"/>
-        </w:rPr>
-        <w:br/>
-        <w:t xml:space="preserve">4     11.19</w:t>
-      </w:r>
-      <w:r>
-        <w:rPr>
-          <w:rFonts w:ascii="Courier New" w:cs="Courier New" w:eastAsia="Courier New" w:hAnsi="Courier New"/>
-          <w:color w:val="555555"/>
-          <w:sz w:val="18"/>
-          <w:szCs w:val="18"/>
-        </w:rPr>
-        <w:br/>
-        <w:t xml:space="preserve">9      8.63</w:t>
-      </w:r>
-      <w:r>
-        <w:rPr>
-          <w:rFonts w:ascii="Courier New" w:cs="Courier New" w:eastAsia="Courier New" w:hAnsi="Courier New"/>
-          <w:color w:val="555555"/>
-          <w:sz w:val="18"/>
-          <w:szCs w:val="18"/>
-        </w:rPr>
-        <w:br/>
-        <w:t xml:space="preserve">3      7.06</w:t>
-      </w:r>
-      <w:r>
-        <w:rPr>
-          <w:rFonts w:ascii="Courier New" w:cs="Courier New" w:eastAsia="Courier New" w:hAnsi="Courier New"/>
-          <w:color w:val="555555"/>
-          <w:sz w:val="18"/>
-          <w:szCs w:val="18"/>
-        </w:rPr>
-        <w:br/>
-        <w:t xml:space="preserve">10     5.48</w:t>
-      </w:r>
-      <w:r>
-        <w:rPr>
-          <w:rFonts w:ascii="Courier New" w:cs="Courier New" w:eastAsia="Courier New" w:hAnsi="Courier New"/>
-          <w:color w:val="555555"/>
-          <w:sz w:val="18"/>
-          <w:szCs w:val="18"/>
-        </w:rPr>
-        <w:br/>
-        <w:t xml:space="preserve">11     3.76</w:t>
-      </w:r>
-      <w:r>
-        <w:rPr>
-          <w:rFonts w:ascii="Courier New" w:cs="Courier New" w:eastAsia="Courier New" w:hAnsi="Courier New"/>
-          <w:color w:val="555555"/>
-          <w:sz w:val="18"/>
-          <w:szCs w:val="18"/>
-        </w:rPr>
-        <w:br/>
-        <w:t xml:space="preserve">2      3.27</w:t>
-      </w:r>
-      <w:r>
-        <w:rPr>
-          <w:rFonts w:ascii="Courier New" w:cs="Courier New" w:eastAsia="Courier New" w:hAnsi="Courier New"/>
-          <w:color w:val="555555"/>
-          <w:sz w:val="18"/>
-          <w:szCs w:val="18"/>
-        </w:rPr>
-        <w:br/>
-        <w:t xml:space="preserve">12     1.90</w:t>
-      </w:r>
-      <w:r>
-        <w:rPr>
-          <w:rFonts w:ascii="Courier New" w:cs="Courier New" w:eastAsia="Courier New" w:hAnsi="Courier New"/>
-          <w:color w:val="555555"/>
-          <w:sz w:val="18"/>
-          <w:szCs w:val="18"/>
-        </w:rPr>
-        <w:br/>
-        <w:t xml:space="preserve">1      0.98</w:t>
-      </w:r>
-      <w:r>
-        <w:rPr>
-          <w:rFonts w:ascii="Courier New" w:cs="Courier New" w:eastAsia="Courier New" w:hAnsi="Courier New"/>
-          <w:color w:val="555555"/>
-          <w:sz w:val="18"/>
-          <w:szCs w:val="18"/>
-        </w:rPr>
-        <w:br/>
-        <w:t xml:space="preserve">13     0.73</w:t>
-      </w:r>
-      <w:r>
-        <w:rPr>
-          <w:rFonts w:ascii="Courier New" w:cs="Courier New" w:eastAsia="Courier New" w:hAnsi="Courier New"/>
-          <w:color w:val="555555"/>
-          <w:sz w:val="18"/>
-          <w:szCs w:val="18"/>
-        </w:rPr>
-        <w:br/>
-        <w:t xml:space="preserve">14     0.36</w:t>
-      </w:r>
-      <w:r>
-        <w:rPr>
-          <w:rFonts w:ascii="Courier New" w:cs="Courier New" w:eastAsia="Courier New" w:hAnsi="Courier New"/>
-          <w:color w:val="555555"/>
-          <w:sz w:val="18"/>
-          <w:szCs w:val="18"/>
-        </w:rPr>
-        <w:br/>
-        <w:t xml:space="preserve">15     0.15</w:t>
-      </w:r>
-      <w:r>
-        <w:rPr>
-          <w:rFonts w:ascii="Courier New" w:cs="Courier New" w:eastAsia="Courier New" w:hAnsi="Courier New"/>
-          <w:color w:val="555555"/>
-          <w:sz w:val="18"/>
-          <w:szCs w:val="18"/>
-        </w:rPr>
-        <w:br/>
-        <w:t xml:space="preserve">16     0.06</w:t>
-      </w:r>
-      <w:r>
-        <w:rPr>
-          <w:rFonts w:ascii="Courier New" w:cs="Courier New" w:eastAsia="Courier New" w:hAnsi="Courier New"/>
-          <w:color w:val="555555"/>
-          <w:sz w:val="18"/>
-          <w:szCs w:val="18"/>
-        </w:rPr>
-        <w:br/>
-        <w:t xml:space="preserve">18     0.03</w:t>
-      </w:r>
-      <w:r>
-        <w:rPr>
-          <w:rFonts w:ascii="Courier New" w:cs="Courier New" w:eastAsia="Courier New" w:hAnsi="Courier New"/>
-          <w:color w:val="555555"/>
-          <w:sz w:val="18"/>
-          <w:szCs w:val="18"/>
-        </w:rPr>
-        <w:br/>
-        <w:t xml:space="preserve">17     0.03</w:t>
-      </w:r>
-      <w:r>
-        <w:rPr>
-          <w:rFonts w:ascii="Courier New" w:cs="Courier New" w:eastAsia="Courier New" w:hAnsi="Courier New"/>
-          <w:color w:val="555555"/>
-          <w:sz w:val="18"/>
-          <w:szCs w:val="18"/>
-        </w:rPr>
-        <w:br/>
-        <w:t xml:space="preserve">20     0.01</w:t>
-      </w:r>
-      <w:r>
-        <w:rPr>
-          <w:rFonts w:ascii="Courier New" w:cs="Courier New" w:eastAsia="Courier New" w:hAnsi="Courier New"/>
-          <w:color w:val="555555"/>
-          <w:sz w:val="18"/>
-          <w:szCs w:val="18"/>
-        </w:rPr>
-        <w:br/>
-        <w:t xml:space="preserve">Name: proportion, dtype: float64</w:t>
-      </w:r>
-      <w:r>
-        <w:rPr>
-          <w:rFonts w:ascii="Courier New" w:cs="Courier New" w:eastAsia="Courier New" w:hAnsi="Courier New"/>
           <w:sz w:val="18"/>
           <w:szCs w:val="18"/>
         </w:rPr>
@@ -13911,11 +13457,13 @@
       <w:r>
         <w:rPr>
           <w:rFonts w:ascii="Helvetica" w:cs="Helvetica" w:eastAsia="Helvetica" w:hAnsi="Helvetica"/>
-          <w:color w:val="000000"/>
-          <w:sz w:val="24"/>
-          <w:szCs w:val="24"/>
-        </w:rPr>
-        <w:t xml:space="preserve">conclusión:</w:t>
+          <w:b/>
+          <w:bCs/>
+          <w:color w:val="000000"/>
+          <w:sz w:val="24"/>
+          <w:szCs w:val="24"/>
+        </w:rPr>
+        <w:t xml:space="preserve">Conclusión:</w:t>
       </w:r>
     </w:p>
     <w:p>
@@ -14449,32 +13997,89 @@
     </w:p>
     <w:p>
       <w:pPr>
-        <w:pStyle w:val="Heading3"/>
+        <w:pStyle w:val="Heading4"/>
         <w:spacing w:before="200" w:after="100"/>
       </w:pPr>
       <w:r>
         <w:rPr>
           <w:rFonts w:ascii="Helvetica" w:cs="Helvetica" w:eastAsia="Helvetica" w:hAnsi="Helvetica"/>
           <w:color w:val="000000"/>
-          <w:sz w:val="28"/>
-          <w:szCs w:val="28"/>
+          <w:sz w:val="48"/>
+          <w:szCs w:val="48"/>
         </w:rPr>
         <w:t xml:space="preserve">Tasa de devolución global</w:t>
       </w:r>
     </w:p>
     <w:p>
       <w:pPr>
-        <w:pStyle w:val="Heading3"/>
+        <w:shd w:fill="F0F0F0" w:val="clear"/>
+        <w:spacing w:after="200"/>
+      </w:pPr>
+      <w:r>
+        <w:rPr>
+          <w:rFonts w:ascii="Courier New" w:cs="Courier New" w:eastAsia="Courier New" w:hAnsi="Courier New"/>
+          <w:color w:val="000000"/>
+          <w:sz w:val="20"/>
+          <w:szCs w:val="20"/>
+        </w:rPr>
+        <w:t xml:space="preserve">tasa_devolucion_global = (df_pedidos["devuelto"] == "si").mean() * 100</w:t>
+      </w:r>
+      <w:r>
+        <w:rPr>
+          <w:rFonts w:ascii="Courier New" w:cs="Courier New" w:eastAsia="Courier New" w:hAnsi="Courier New"/>
+          <w:color w:val="0000FF"/>
+          <w:sz w:val="20"/>
+          <w:szCs w:val="20"/>
+        </w:rPr>
+        <w:br/>
+        <w:t xml:space="preserve">print</w:t>
+      </w:r>
+      <w:r>
+        <w:rPr>
+          <w:rFonts w:ascii="Courier New" w:cs="Courier New" w:eastAsia="Courier New" w:hAnsi="Courier New"/>
+          <w:color w:val="000000"/>
+          <w:sz w:val="20"/>
+          <w:szCs w:val="20"/>
+        </w:rPr>
+        <w:t xml:space="preserve">(f"Tasa de devolución global: {tasa_devolucion_global:.2f}%")</w:t>
+      </w:r>
+    </w:p>
+    <w:p>
+      <w:pPr>
+        <w:spacing w:after="200"/>
+      </w:pPr>
+      <w:r>
+        <w:rPr>
+          <w:rFonts w:ascii="Courier New" w:cs="Courier New" w:eastAsia="Courier New" w:hAnsi="Courier New"/>
+          <w:color w:val="555555"/>
+          <w:sz w:val="18"/>
+          <w:szCs w:val="18"/>
+        </w:rPr>
+        <w:t xml:space="preserve">Tasa de devolución global: 5.88%</w:t>
+      </w:r>
+      <w:r>
+        <w:rPr>
+          <w:rFonts w:ascii="Courier New" w:cs="Courier New" w:eastAsia="Courier New" w:hAnsi="Courier New"/>
+          <w:sz w:val="18"/>
+          <w:szCs w:val="18"/>
+        </w:rPr>
+        <w:br/>
+        <w:t xml:space="preserve"/>
+      </w:r>
+    </w:p>
+    <w:p>
+      <w:pPr>
+        <w:pStyle w:val="Heading4"/>
         <w:spacing w:before="200" w:after="100"/>
       </w:pPr>
       <w:r>
         <w:rPr>
           <w:rFonts w:ascii="Helvetica" w:cs="Helvetica" w:eastAsia="Helvetica" w:hAnsi="Helvetica"/>
           <w:color w:val="000000"/>
-          <w:sz w:val="28"/>
-          <w:szCs w:val="28"/>
-        </w:rPr>
-        <w:t xml:space="preserve">Devolución por canal (ya lo vimos: 5,71%-6,08%, sin diferencia real)</w:t>
+          <w:sz w:val="48"/>
+          <w:szCs w:val="48"/>
+        </w:rPr>
+        <w:t xml:space="preserve">Devolución por canal</w:t>
       </w:r>
     </w:p>
     <w:p>
@@ -14619,15 +14224,15 @@
     </w:p>
     <w:p>
       <w:pPr>
-        <w:pStyle w:val="Heading3"/>
+        <w:pStyle w:val="Heading4"/>
         <w:spacing w:before="200" w:after="100"/>
       </w:pPr>
       <w:r>
         <w:rPr>
           <w:rFonts w:ascii="Helvetica" w:cs="Helvetica" w:eastAsia="Helvetica" w:hAnsi="Helvetica"/>
           <w:color w:val="000000"/>
-          <w:sz w:val="28"/>
-          <w:szCs w:val="28"/>
+          <w:sz w:val="48"/>
+          <w:szCs w:val="48"/>
         </w:rPr>
         <w:t xml:space="preserve">Devolución por método de pago (pendiente de cerrar)</w:t>
       </w:r>
@@ -15063,17 +14668,22 @@
           <w:sz w:val="20"/>
           <w:szCs w:val="20"/>
         </w:rPr>
-        <w:t xml:space="preserve">df_pedidos["año"] = df_pedidos["fecha_pedido"].dt.year</w:t>
-      </w:r>
-      <w:r>
-        <w:rPr>
-          <w:rFonts w:ascii="Courier New" w:cs="Courier New" w:eastAsia="Courier New" w:hAnsi="Courier New"/>
-          <w:color w:val="000000"/>
-          <w:sz w:val="20"/>
-          <w:szCs w:val="20"/>
-        </w:rPr>
-        <w:br/>
-        <w:t xml:space="preserve">df_pedidos["mes"] = df_pedidos["fecha_pedido"].dt.month</w:t>
+        <w:t xml:space="preserve">df_pedidos["mes_ventas"] = df_pedidos["fecha_pedido"].dt.month</w:t>
+      </w:r>
+    </w:p>
+    <w:p>
+      <w:pPr>
+        <w:shd w:fill="F0F0F0" w:val="clear"/>
+        <w:spacing w:after="200"/>
+      </w:pPr>
+      <w:r>
+        <w:rPr>
+          <w:rFonts w:ascii="Courier New" w:cs="Courier New" w:eastAsia="Courier New" w:hAnsi="Courier New"/>
+          <w:color w:val="000000"/>
+          <w:sz w:val="20"/>
+          <w:szCs w:val="20"/>
+        </w:rPr>
+        <w:t xml:space="preserve">(df_pedidos["fecha_pedido"].dt.year == df_pedidos["año_ventas"]).all()</w:t>
       </w:r>
     </w:p>
     <w:p>
@@ -15103,7 +14713,7 @@
           <w:sz w:val="20"/>
           <w:szCs w:val="20"/>
         </w:rPr>
-        <w:t xml:space="preserve">ventas_año = df_pedidos.groupby("año")["importe_total_wz"].sum()</w:t>
+        <w:t xml:space="preserve">ventas_año = df_pedidos.groupby("año_ventas")["importe_total_wz"].sum()</w:t>
       </w:r>
       <w:r>
         <w:rPr>
@@ -15169,7 +14779,7 @@
           <w:sz w:val="18"/>
           <w:szCs w:val="18"/>
         </w:rPr>
-        <w:t xml:space="preserve">año</w:t>
+        <w:t xml:space="preserve">año_ventas</w:t>
       </w:r>
       <w:r>
         <w:rPr>
@@ -15229,17 +14839,6 @@
         </w:rPr>
         <w:br/>
         <w:t xml:space="preserve"/>
-      </w:r>
-    </w:p>
-    <w:p>
-      <w:r>
-        <w:rPr>
-          <w:rFonts w:ascii="Helvetica" w:cs="Helvetica" w:eastAsia="Helvetica" w:hAnsi="Helvetica"/>
-          <w:color w:val="000000"/>
-          <w:sz w:val="24"/>
-          <w:szCs w:val="24"/>
-        </w:rPr>
-        <w:t xml:space="preserve">consulta</w:t>
       </w:r>
     </w:p>
     <w:p>
@@ -15291,7 +14890,7 @@
           <w:sz w:val="20"/>
           <w:szCs w:val="20"/>
         </w:rPr>
-        <w:t xml:space="preserve">ventas_mes = df_pedidos.groupby("mes")["importe_total_wz"].sum()</w:t>
+        <w:t xml:space="preserve">ventas_mes = df_pedidos.groupby("mes_ventas")["importe_total_wz"].sum()</w:t>
       </w:r>
       <w:r>
         <w:rPr>
@@ -15357,7 +14956,7 @@
           <w:sz w:val="18"/>
           <w:szCs w:val="18"/>
         </w:rPr>
-        <w:t xml:space="preserve">mes</w:t>
+        <w:t xml:space="preserve">mes_ventas</w:t>
       </w:r>
       <w:r>
         <w:rPr>
@@ -15548,7 +15147,7 @@
           <w:sz w:val="20"/>
           <w:szCs w:val="20"/>
         </w:rPr>
-        <w:t xml:space="preserve">pedidos_mes = df_pedidos.groupby("mes")["order_id"].nunique()</w:t>
+        <w:t xml:space="preserve">pedidos_mes = df_pedidos.groupby("mes_ventas")["order_id"].nunique()</w:t>
       </w:r>
       <w:r>
         <w:rPr>
@@ -15614,7 +15213,7 @@
           <w:sz w:val="18"/>
           <w:szCs w:val="18"/>
         </w:rPr>
-        <w:t xml:space="preserve">mes</w:t>
+        <w:t xml:space="preserve">mes_ventas</w:t>
       </w:r>
       <w:r>
         <w:rPr>
@@ -15805,7 +15404,7 @@
           <w:sz w:val="20"/>
           <w:szCs w:val="20"/>
         </w:rPr>
-        <w:t xml:space="preserve">ticket_mes = df_pedidos.groupby("mes")["importe_total_wz"].mean()</w:t>
+        <w:t xml:space="preserve">ticket_mes = df_pedidos.groupby("mes_ventas")["importe_total_wz"].mean()</w:t>
       </w:r>
       <w:r>
         <w:rPr>
@@ -15871,7 +15470,7 @@
           <w:sz w:val="18"/>
           <w:szCs w:val="18"/>
         </w:rPr>
-        <w:t xml:space="preserve">mes</w:t>
+        <w:t xml:space="preserve">mes_ventas</w:t>
       </w:r>
       <w:r>
         <w:rPr>
@@ -16062,7 +15661,7 @@
           <w:sz w:val="20"/>
           <w:szCs w:val="20"/>
         </w:rPr>
-        <w:t xml:space="preserve">devol_mes = df_pedidos.groupby("mes")["devuelto"].apply(lambda x: (x == "si").mean() * 100)</w:t>
+        <w:t xml:space="preserve">devol_mes = df_pedidos.groupby("mes_ventas")["devuelto"].apply(lambda x: (x == "si").mean() * 100)</w:t>
       </w:r>
       <w:r>
         <w:rPr>
@@ -16128,7 +15727,7 @@
           <w:sz w:val="18"/>
           <w:szCs w:val="18"/>
         </w:rPr>
-        <w:t xml:space="preserve">mes</w:t>
+        <w:t xml:space="preserve">mes_ventas</w:t>
       </w:r>
       <w:r>
         <w:rPr>
@@ -16771,6 +16370,269 @@
 Esta información resulta útil para orientar decisiones de negocio,
 especialmente en torno a la revisión de la segmentación de clientes y
 la gestión de márgenes por categoría de producto.</w:t>
+      </w:r>
+    </w:p>
+    <w:p>
+      <w:pPr>
+        <w:pStyle w:val="Heading3"/>
+        <w:spacing w:before="200" w:after="100"/>
+      </w:pPr>
+      <w:r>
+        <w:rPr>
+          <w:rFonts w:ascii="Helvetica" w:cs="Helvetica" w:eastAsia="Helvetica" w:hAnsi="Helvetica"/>
+          <w:color w:val="000000"/>
+          <w:sz w:val="28"/>
+          <w:szCs w:val="28"/>
+        </w:rPr>
+        <w:t xml:space="preserve">EXPORTAR ARCHIVOS</w:t>
+      </w:r>
+    </w:p>
+    <w:p>
+      <w:pPr>
+        <w:shd w:fill="F0F0F0" w:val="clear"/>
+        <w:spacing w:after="200"/>
+      </w:pPr>
+      <w:r>
+        <w:rPr>
+          <w:rFonts w:ascii="Courier New" w:cs="Courier New" w:eastAsia="Courier New" w:hAnsi="Courier New"/>
+          <w:color w:val="000000"/>
+          <w:sz w:val="20"/>
+          <w:szCs w:val="20"/>
+        </w:rPr>
+        <w:t xml:space="preserve"># Pedidos (nivel pedido, tabla de hechos)</w:t>
+      </w:r>
+      <w:r>
+        <w:rPr>
+          <w:rFonts w:ascii="Courier New" w:cs="Courier New" w:eastAsia="Courier New" w:hAnsi="Courier New"/>
+          <w:color w:val="000000"/>
+          <w:sz w:val="20"/>
+          <w:szCs w:val="20"/>
+        </w:rPr>
+        <w:br/>
+        <w:t xml:space="preserve">df_pedidos.to_csv("../data/processed/pedidos.csv", index=False, encoding="utf-8-sig")</w:t>
+      </w:r>
+      <w:r>
+        <w:rPr>
+          <w:rFonts w:ascii="Courier New" w:cs="Courier New" w:eastAsia="Courier New" w:hAnsi="Courier New"/>
+          <w:sz w:val="20"/>
+          <w:szCs w:val="20"/>
+        </w:rPr>
+        <w:br/>
+        <w:t xml:space="preserve"/>
+      </w:r>
+      <w:r>
+        <w:rPr>
+          <w:rFonts w:ascii="Courier New" w:cs="Courier New" w:eastAsia="Courier New" w:hAnsi="Courier New"/>
+          <w:color w:val="000000"/>
+          <w:sz w:val="20"/>
+          <w:szCs w:val="20"/>
+        </w:rPr>
+        <w:br/>
+        <w:t xml:space="preserve"># Clientes (nivel cliente, dimensión)</w:t>
+      </w:r>
+      <w:r>
+        <w:rPr>
+          <w:rFonts w:ascii="Courier New" w:cs="Courier New" w:eastAsia="Courier New" w:hAnsi="Courier New"/>
+          <w:color w:val="000000"/>
+          <w:sz w:val="20"/>
+          <w:szCs w:val="20"/>
+        </w:rPr>
+        <w:br/>
+        <w:t xml:space="preserve">clientes.to_csv("../data/processed/clientes.csv", index=False, encoding="utf-8-sig")</w:t>
+      </w:r>
+      <w:r>
+        <w:rPr>
+          <w:rFonts w:ascii="Courier New" w:cs="Courier New" w:eastAsia="Courier New" w:hAnsi="Courier New"/>
+          <w:sz w:val="20"/>
+          <w:szCs w:val="20"/>
+        </w:rPr>
+        <w:br/>
+        <w:t xml:space="preserve"/>
+      </w:r>
+      <w:r>
+        <w:rPr>
+          <w:rFonts w:ascii="Courier New" w:cs="Courier New" w:eastAsia="Courier New" w:hAnsi="Courier New"/>
+          <w:color w:val="000000"/>
+          <w:sz w:val="20"/>
+          <w:szCs w:val="20"/>
+        </w:rPr>
+        <w:br/>
+        <w:t xml:space="preserve"># Productos (nivel producto, dimensión)</w:t>
+      </w:r>
+      <w:r>
+        <w:rPr>
+          <w:rFonts w:ascii="Courier New" w:cs="Courier New" w:eastAsia="Courier New" w:hAnsi="Courier New"/>
+          <w:color w:val="000000"/>
+          <w:sz w:val="20"/>
+          <w:szCs w:val="20"/>
+        </w:rPr>
+        <w:br/>
+        <w:t xml:space="preserve">productos.to_csv("../data/processed/productos.csv", index=False, encoding="utf-8-sig")</w:t>
+      </w:r>
+      <w:r>
+        <w:rPr>
+          <w:rFonts w:ascii="Courier New" w:cs="Courier New" w:eastAsia="Courier New" w:hAnsi="Courier New"/>
+          <w:sz w:val="20"/>
+          <w:szCs w:val="20"/>
+        </w:rPr>
+        <w:br/>
+        <w:t xml:space="preserve"/>
+      </w:r>
+      <w:r>
+        <w:rPr>
+          <w:rFonts w:ascii="Courier New" w:cs="Courier New" w:eastAsia="Courier New" w:hAnsi="Courier New"/>
+          <w:color w:val="0000FF"/>
+          <w:sz w:val="20"/>
+          <w:szCs w:val="20"/>
+        </w:rPr>
+        <w:br/>
+        <w:t xml:space="preserve">print</w:t>
+      </w:r>
+      <w:r>
+        <w:rPr>
+          <w:rFonts w:ascii="Courier New" w:cs="Courier New" w:eastAsia="Courier New" w:hAnsi="Courier New"/>
+          <w:color w:val="000000"/>
+          <w:sz w:val="20"/>
+          <w:szCs w:val="20"/>
+        </w:rPr>
+        <w:t xml:space="preserve">("Exportado:")</w:t>
+      </w:r>
+      <w:r>
+        <w:rPr>
+          <w:rFonts w:ascii="Courier New" w:cs="Courier New" w:eastAsia="Courier New" w:hAnsi="Courier New"/>
+          <w:color w:val="0000FF"/>
+          <w:sz w:val="20"/>
+          <w:szCs w:val="20"/>
+        </w:rPr>
+        <w:br/>
+        <w:t xml:space="preserve">print</w:t>
+      </w:r>
+      <w:r>
+        <w:rPr>
+          <w:rFonts w:ascii="Courier New" w:cs="Courier New" w:eastAsia="Courier New" w:hAnsi="Courier New"/>
+          <w:color w:val="000000"/>
+          <w:sz w:val="20"/>
+          <w:szCs w:val="20"/>
+        </w:rPr>
+        <w:t xml:space="preserve">(f"  pedidos.csv   -&gt; {df_pedidos.shape}")</w:t>
+      </w:r>
+      <w:r>
+        <w:rPr>
+          <w:rFonts w:ascii="Courier New" w:cs="Courier New" w:eastAsia="Courier New" w:hAnsi="Courier New"/>
+          <w:color w:val="0000FF"/>
+          <w:sz w:val="20"/>
+          <w:szCs w:val="20"/>
+        </w:rPr>
+        <w:br/>
+        <w:t xml:space="preserve">print</w:t>
+      </w:r>
+      <w:r>
+        <w:rPr>
+          <w:rFonts w:ascii="Courier New" w:cs="Courier New" w:eastAsia="Courier New" w:hAnsi="Courier New"/>
+          <w:color w:val="000000"/>
+          <w:sz w:val="20"/>
+          <w:szCs w:val="20"/>
+        </w:rPr>
+        <w:t xml:space="preserve">(f"  clientes.csv  -&gt; {clientes.shape}")</w:t>
+      </w:r>
+      <w:r>
+        <w:rPr>
+          <w:rFonts w:ascii="Courier New" w:cs="Courier New" w:eastAsia="Courier New" w:hAnsi="Courier New"/>
+          <w:color w:val="0000FF"/>
+          <w:sz w:val="20"/>
+          <w:szCs w:val="20"/>
+        </w:rPr>
+        <w:br/>
+        <w:t xml:space="preserve">print</w:t>
+      </w:r>
+      <w:r>
+        <w:rPr>
+          <w:rFonts w:ascii="Courier New" w:cs="Courier New" w:eastAsia="Courier New" w:hAnsi="Courier New"/>
+          <w:color w:val="000000"/>
+          <w:sz w:val="20"/>
+          <w:szCs w:val="20"/>
+        </w:rPr>
+        <w:t xml:space="preserve">(f"  productos.csv -&gt; {productos.shape}")</w:t>
+      </w:r>
+    </w:p>
+    <w:p>
+      <w:pPr>
+        <w:spacing w:after="200"/>
+      </w:pPr>
+      <w:r>
+        <w:rPr>
+          <w:rFonts w:ascii="Courier New" w:cs="Courier New" w:eastAsia="Courier New" w:hAnsi="Courier New"/>
+          <w:color w:val="555555"/>
+          <w:sz w:val="18"/>
+          <w:szCs w:val="18"/>
+        </w:rPr>
+        <w:t xml:space="preserve">Exportado:</w:t>
+      </w:r>
+      <w:r>
+        <w:rPr>
+          <w:rFonts w:ascii="Courier New" w:cs="Courier New" w:eastAsia="Courier New" w:hAnsi="Courier New"/>
+          <w:color w:val="555555"/>
+          <w:sz w:val="18"/>
+          <w:szCs w:val="18"/>
+        </w:rPr>
+        <w:br/>
+        <w:t xml:space="preserve">  </w:t>
+      </w:r>
+      <w:r>
+        <w:rPr>
+          <w:rFonts w:ascii="Courier New" w:cs="Courier New" w:eastAsia="Courier New" w:hAnsi="Courier New"/>
+          <w:color w:val="555555"/>
+          <w:sz w:val="18"/>
+          <w:szCs w:val="18"/>
+        </w:rPr>
+        <w:t xml:space="preserve">pedidos.csv   -&gt; (52000, 40)</w:t>
+      </w:r>
+      <w:r>
+        <w:rPr>
+          <w:rFonts w:ascii="Courier New" w:cs="Courier New" w:eastAsia="Courier New" w:hAnsi="Courier New"/>
+          <w:color w:val="555555"/>
+          <w:sz w:val="18"/>
+          <w:szCs w:val="18"/>
+        </w:rPr>
+        <w:br/>
+        <w:t xml:space="preserve">  </w:t>
+      </w:r>
+      <w:r>
+        <w:rPr>
+          <w:rFonts w:ascii="Courier New" w:cs="Courier New" w:eastAsia="Courier New" w:hAnsi="Courier New"/>
+          <w:color w:val="555555"/>
+          <w:sz w:val="18"/>
+          <w:szCs w:val="18"/>
+        </w:rPr>
+        <w:t xml:space="preserve">clientes.csv  -&gt; (7987, 7)</w:t>
+      </w:r>
+      <w:r>
+        <w:rPr>
+          <w:rFonts w:ascii="Courier New" w:cs="Courier New" w:eastAsia="Courier New" w:hAnsi="Courier New"/>
+          <w:color w:val="555555"/>
+          <w:sz w:val="18"/>
+          <w:szCs w:val="18"/>
+        </w:rPr>
+        <w:br/>
+        <w:t xml:space="preserve">  </w:t>
+      </w:r>
+      <w:r>
+        <w:rPr>
+          <w:rFonts w:ascii="Courier New" w:cs="Courier New" w:eastAsia="Courier New" w:hAnsi="Courier New"/>
+          <w:color w:val="555555"/>
+          <w:sz w:val="18"/>
+          <w:szCs w:val="18"/>
+        </w:rPr>
+        <w:t xml:space="preserve">productos.csv -&gt; (90, 10)</w:t>
+      </w:r>
+      <w:r>
+        <w:rPr>
+          <w:rFonts w:ascii="Courier New" w:cs="Courier New" w:eastAsia="Courier New" w:hAnsi="Courier New"/>
+          <w:sz w:val="18"/>
+          <w:szCs w:val="18"/>
+        </w:rPr>
+        <w:br/>
+        <w:t xml:space="preserve"/>
       </w:r>
     </w:p>
     <w:sectPr>
